--- a/Proyecto Maven Toys/Informe/Análisis de Datos Tienda Maven Toys.docx
+++ b/Proyecto Maven Toys/Informe/Análisis de Datos Tienda Maven Toys.docx
@@ -816,23 +816,7 @@
                 <w:rFonts w:ascii="Times New Roman" w:hAnsi="Times New Roman" w:cs="Times New Roman"/>
                 <w:noProof/>
               </w:rPr>
-              <w:t>Recom</w:t>
-            </w:r>
-            <w:r>
-              <w:rPr>
-                <w:rStyle w:val="Hyperlink"/>
-                <w:rFonts w:ascii="Times New Roman" w:hAnsi="Times New Roman" w:cs="Times New Roman"/>
-                <w:noProof/>
-              </w:rPr>
-              <w:t>e</w:t>
-            </w:r>
-            <w:r>
-              <w:rPr>
-                <w:rStyle w:val="Hyperlink"/>
-                <w:rFonts w:ascii="Times New Roman" w:hAnsi="Times New Roman" w:cs="Times New Roman"/>
-                <w:noProof/>
-              </w:rPr>
-              <w:t>ndación de Negocio</w:t>
+              <w:t>Recomendación de Negocio</w:t>
             </w:r>
             <w:r>
               <w:rPr>
@@ -1004,7 +988,23 @@
                 <w:rFonts w:ascii="Times New Roman" w:hAnsi="Times New Roman" w:cs="Times New Roman"/>
                 <w:noProof/>
               </w:rPr>
-              <w:t>Recursos del Proyecto</w:t>
+              <w:t xml:space="preserve">Recursos </w:t>
+            </w:r>
+            <w:r>
+              <w:rPr>
+                <w:rStyle w:val="Hyperlink"/>
+                <w:rFonts w:ascii="Times New Roman" w:hAnsi="Times New Roman" w:cs="Times New Roman"/>
+                <w:noProof/>
+              </w:rPr>
+              <w:t>d</w:t>
+            </w:r>
+            <w:r>
+              <w:rPr>
+                <w:rStyle w:val="Hyperlink"/>
+                <w:rFonts w:ascii="Times New Roman" w:hAnsi="Times New Roman" w:cs="Times New Roman"/>
+                <w:noProof/>
+              </w:rPr>
+              <w:t>el Proyecto</w:t>
             </w:r>
             <w:r>
               <w:rPr>
@@ -9042,18 +9042,91 @@
       </w:r>
     </w:p>
     <w:p>
-      <w:r>
+      <w:pPr>
+        <w:rPr>
+          <w:lang w:val="en-US"/>
+        </w:rPr>
+      </w:pPr>
+      <w:r>
+        <w:rPr>
+          <w:lang w:val="en-US"/>
+        </w:rPr>
+        <w:t xml:space="preserve">CSV - </w:t>
+      </w:r>
+      <w:hyperlink r:id="rId41" w:history="1">
+        <w:r>
+          <w:rPr>
+            <w:rStyle w:val="Hyperlink"/>
+            <w:lang w:val="en-US"/>
+          </w:rPr>
+          <w:t>https://github.com/Diego-18</w:t>
+        </w:r>
+        <w:r>
+          <w:rPr>
+            <w:rStyle w:val="Hyperlink"/>
+            <w:lang w:val="en-US"/>
+          </w:rPr>
+          <w:t>1</w:t>
+        </w:r>
+        <w:r>
+          <w:rPr>
+            <w:rStyle w:val="Hyperlink"/>
+            <w:lang w:val="en-US"/>
+          </w:rPr>
+          <w:t>5/data-analysis-portfolio/tree/9703d24f37c0ff8ff470f3c58483a9c8c47b6aa4/Proyecto%20Maven%20Toys/CSV</w:t>
+        </w:r>
+      </w:hyperlink>
+      <w:r>
+        <w:rPr>
+          <w:lang w:val="en-US"/>
+        </w:rPr>
+        <w:br/>
+      </w:r>
+      <w:r>
+        <w:rPr>
+          <w:lang w:val="en-US"/>
+        </w:rPr>
+        <w:br/>
+      </w:r>
+      <w:r>
+        <w:rPr>
+          <w:lang w:val="en-US"/>
+        </w:rPr>
         <w:t>Dashboard</w:t>
       </w:r>
       <w:r>
-        <w:br/>
-        <w:t>Excel</w:t>
-      </w:r>
-      <w:r>
-        <w:br/>
-        <w:t>CSV</w:t>
-      </w:r>
-      <w:r>
+        <w:rPr>
+          <w:lang w:val="en-US"/>
+        </w:rPr>
+        <w:t xml:space="preserve"> - </w:t>
+      </w:r>
+      <w:hyperlink r:id="rId42" w:history="1">
+        <w:r>
+          <w:rPr>
+            <w:rStyle w:val="Hyperlink"/>
+            <w:lang w:val="en-US"/>
+          </w:rPr>
+          <w:t>https://github.com/Diego-1815/data-analysis-portfolio/tree/9703d24f37c0ff8ff470f3c58483a</w:t>
+        </w:r>
+        <w:r>
+          <w:rPr>
+            <w:rStyle w:val="Hyperlink"/>
+            <w:lang w:val="en-US"/>
+          </w:rPr>
+          <w:t>9</w:t>
+        </w:r>
+        <w:r>
+          <w:rPr>
+            <w:rStyle w:val="Hyperlink"/>
+            <w:lang w:val="en-US"/>
+          </w:rPr>
+          <w:t>c8c47b6aa4/Proyecto%20Maven%20Toys/Dashboard</w:t>
+        </w:r>
+      </w:hyperlink>
+      <w:r>
+        <w:rPr>
+          <w:lang w:val="en-US"/>
+        </w:rPr>
         <w:br/>
       </w:r>
     </w:p>
@@ -9080,46 +9153,8 @@
       </w:r>
     </w:p>
     <w:p>
-      <w:pPr>
-        <w:rPr>
-          <w:lang w:val="en-US"/>
-        </w:rPr>
-      </w:pPr>
-      <w:r>
-        <w:rPr>
-          <w:lang w:val="en-US"/>
-        </w:rPr>
-        <w:t>Excel | Power B</w:t>
-      </w:r>
-      <w:r>
-        <w:rPr>
-          <w:lang w:val="en-US"/>
-        </w:rPr>
-        <w:t>I</w:t>
-      </w:r>
-      <w:r>
-        <w:rPr>
-          <w:lang w:val="en-US"/>
-        </w:rPr>
-        <w:t xml:space="preserve"> | Power </w:t>
-      </w:r>
-      <w:r>
-        <w:rPr>
-          <w:lang w:val="en-US"/>
-        </w:rPr>
-        <w:t>BI</w:t>
-      </w:r>
-      <w:r>
-        <w:rPr>
-          <w:lang w:val="en-US"/>
-        </w:rPr>
-        <w:t xml:space="preserve"> S</w:t>
-      </w:r>
-      <w:r>
-        <w:rPr>
-          <w:lang w:val="en-US"/>
-        </w:rPr>
-        <w:t>ervice</w:t>
+      <w:r>
+        <w:t>Excel | Power BI | Power BI Service</w:t>
       </w:r>
     </w:p>
     <w:sectPr>
@@ -11105,6 +11140,7 @@
   <w:style w:type="character" w:default="1" w:styleId="DefaultParagraphFont">
     <w:name w:val="Default Paragraph Font"/>
     <w:uiPriority w:val="1"/>
+    <w:semiHidden/>
     <w:unhideWhenUsed/>
   </w:style>
   <w:style w:type="table" w:default="1" w:styleId="TableNormal">
